--- a/docs/research/report.docx
+++ b/docs/research/report.docx
@@ -44,7 +44,7 @@
         <w:t xml:space="preserve"> </w:t>
       </w:r>
       <w:r>
-        <w:t xml:space="preserve">Поляков Александр Владимирович, K3339</w:t>
+        <w:t xml:space="preserve">Поляков Александр Владимирович, K3439</w:t>
       </w:r>
     </w:p>
     <w:p>
@@ -60,7 +60,7 @@
         <w:pStyle w:val="BodyText"/>
       </w:pPr>
       <w:r>
-        <w:t xml:space="preserve">Практическая часть ВКР выполняется на платформе AI-агентов для закрытых корпоративных сред, в разработке которой участвует автор. В платформе уже есть собственные MCP-серверы для 1С и почты, подтверждение опасных действий человеком, сетевые политики для части компонентов и стенды для экспериментов. Название продукта и детали его устройства в отчёте не раскрываются.</w:t>
+        <w:t xml:space="preserve">Практическая часть ВКР выполняется на платформе AI-агентов для закрытых корпоративных сред, в разработке которой участвует автор. В платформе уже есть собственные MCP-серверы для 1С и почты, подтверждение опасных действий человеком, сетевые политики для части компонентов и стенды для экспериментов.</w:t>
       </w:r>
     </w:p>
     <w:bookmarkStart w:id="36" w:name="X77ed187140b4a10d4ffa761bc1baa5b7086da38"/>
